--- a/res/synthetic_fascicoli/fascicoli/fascicolo_sintetico_008/sentenza.docx
+++ b/res/synthetic_fascicoli/fascicoli/fascicolo_sintetico_008/sentenza.docx
@@ -338,7 +338,7 @@
               <w:rStyle w:val="PlaceholderText"/>
               <w:lang w:val="en-US"/>
             </w:rPr>
-            <w:t>699/2025</w:t>
+            <w:t>497/2025</w:t>
           </w:r>
         </w:sdtContent>
       </w:sdt>
@@ -400,7 +400,7 @@
               <w:rStyle w:val="PlaceholderText"/>
               <w:lang w:val="en-US"/>
             </w:rPr>
-            <w:t>Marco Moretti</w:t>
+            <w:t>Carlos Silva Ribeiro, Mateus Ribeiro, Carlos Almeida</w:t>
           </w:r>
         </w:sdtContent>
       </w:sdt>
@@ -444,7 +444,7 @@
               <w:rStyle w:val="PlaceholderText"/>
               <w:lang w:val="en-US"/>
             </w:rPr>
-            <w:t>Francesca Leoni</w:t>
+            <w:t>Carolina Barbosa</w:t>
           </w:r>
         </w:sdtContent>
       </w:sdt>
@@ -805,7 +805,7 @@
             <w:rPr>
               <w:rStyle w:val="PlaceholderText"/>
             </w:rPr>
-            <w:t>04-07-2024</w:t>
+            <w:t>18-05-2024</w:t>
           </w:r>
         </w:sdtContent>
       </w:sdt>
@@ -909,7 +909,7 @@
               <w:rStyle w:val="PlaceholderText"/>
               <w:lang w:val="en-US"/>
             </w:rPr>
-            <w:t>Nonostante la regolare notificazione del ricorso, il Ministero dell'Interno non si è costituito.</w:t>
+            <w:t>Il Ministero dell'Interno, tramite l'Avvocatura Distrettuale dello Stato di Brescia, si è costituito in giudizio il 14-12-2025.</w:t>
           </w:r>
         </w:sdtContent>
       </w:sdt>
@@ -1034,7 +1034,7 @@
             <w:rPr>
               <w:rStyle w:val="PlaceholderText"/>
             </w:rPr>
-            <w:t>Sara Carlo Marini</w:t>
+            <w:t>Ana Luz Cardoso</w:t>
           </w:r>
         </w:sdtContent>
       </w:sdt>
@@ -1092,7 +1092,7 @@
               <w:rStyle w:val="PlaceholderText"/>
               <w:lang w:val="en-US"/>
             </w:rPr>
-            <w:t>Mantova</w:t>
+            <w:t>Cremona</w:t>
           </w:r>
         </w:sdtContent>
       </w:sdt>
@@ -1149,7 +1149,7 @@
               <w:rStyle w:val="PlaceholderText"/>
               <w:lang w:val="en-US"/>
             </w:rPr>
-            <w:t>04-01-1928</w:t>
+            <w:t>02-12-1891</w:t>
           </w:r>
         </w:sdtContent>
       </w:sdt>
@@ -1368,7 +1368,7 @@
               <w:rStyle w:val="PlaceholderText"/>
               <w:lang w:val="en-US"/>
             </w:rPr>
-            <w:t>Linea di discendenza ricostruita da certificati esteri e italiani allegati al fascicolo</w:t>
+            <w:t>Linea di discendenza allegata: Ana Luz Cardoso -&gt; Paulo Carlos Nunes -&gt; Renata Rodrigues -&gt; Antonio Luis Almeida-Rodrigues -&gt; Mateus Ribeiro -&gt; Carlos Silva Ribeiro.</w:t>
           </w:r>
         </w:sdtContent>
       </w:sdt>
@@ -2803,7 +2803,7 @@
               <w:rStyle w:val="PlaceholderText"/>
               <w:lang w:val="en-US"/>
             </w:rPr>
-            <w:t>Di contro, il Ministero dell'Interno non si è costituito.</w:t>
+            <w:t>Di contro, il Ministero dell'Interno si è limitato a evocare l'accertamento di eventuali fattispecie estintive del diritto, senza nemmeno allegarle (né aver provato una richiesta di informazioni all'Autorità Consolare).</w:t>
           </w:r>
         </w:p>
       </w:sdtContent>
@@ -2977,7 +2977,7 @@
               <w:rFonts w:ascii="Garamond" w:hAnsi="Garamond"/>
               <w:bCs/>
             </w:rPr>
-            <w:t/>
+            <w:t>4.2. La domanda presentata iure matrimonii è improcedibile.</w:t>
           </w:r>
           <w:proofErr w:type="spellStart"/>
           <w:proofErr w:type="spellEnd"/>
@@ -3013,7 +3013,7 @@
               <w:rFonts w:ascii="Garamond" w:hAnsi="Garamond"/>
               <w:bCs/>
             </w:rPr>
-            <w:t/>
+            <w:t>La giurisprudenza, infatti, ha ammesso la domanda iure sanguinis in ragione delle note liste d'attesa dinanzi ai Consolati italiani, ma nessuna deroga è stata prevista per la cittadinanza acquisita tramite matrimonio (da chiedere prima in via amministrativa, cfr. Direttiva del Ministero dell'Interno n. 12A04741 del 7.3.12). Inoltre, l'art. 4 co. 5 II periodo del D.Lgs. n. 13/17 (sopra riportato) ha disciplinato la competenza territoriale con esclusivo riguardo al Comune di nascita dell'avo, ossia per la cittadinanza ottenuta in virtù della discendenza. Occorre infine considerare che, fino al passaggio in giudicato di questa sentenza, non può dirsi definitivamente acquisito lo status di cittadino del coniuge, presupposto necessario della domanda per matrimonio.</w:t>
           </w:r>
           <w:proofErr w:type="spellStart"/>
           <w:proofErr w:type="spellEnd"/>
@@ -3145,7 +3145,7 @@
               <w:rFonts w:ascii="Garamond" w:hAnsi="Garamond"/>
               <w:bCs/>
             </w:rPr>
-            <w:t/>
+            <w:t>Questo vale anche nei confronti delle parti le cui domande sono state dichiarate inammissibili o improcedibili (viste la serialità della questione per l'Avvocatura dello Stato e la natura prettamente formale della sua costituzione).</w:t>
           </w:r>
         </w:p>
       </w:sdtContent>
@@ -3247,7 +3247,11 @@
               <w:rStyle w:val="PlaceholderText"/>
               <w:lang w:val="en-US"/>
             </w:rPr>
-            <w:t>Marco Moretti, nato/a a Porto Alegre il 06-04-1948</w:t>
+            <w:t>Carlos Silva Ribeiro, nato/a a Recife il 22-04-1989</w:t>
+            <w:br/>
+            <w:t>Mateus Ribeiro, nato/a a Brasilia il 16-11-1954</w:t>
+            <w:br/>
+            <w:t>Carlos Almeida, nato/a a  il </w:t>
           </w:r>
         </w:p>
       </w:sdtContent>
@@ -3294,7 +3298,7 @@
             <w:rPr>
               <w:rStyle w:val="PlaceholderText"/>
             </w:rPr>
-            <w:t>è cittadino italiano</w:t>
+            <w:t>sono cittadini italiani</w:t>
           </w:r>
         </w:sdtContent>
       </w:sdt>
@@ -3397,7 +3401,7 @@
               <w:rStyle w:val="PlaceholderText"/>
               <w:lang w:val="en-US"/>
             </w:rPr>
-            <w:t/>
+            <w:t>dichiara improcedibile la domanda presentata da Carlos Almeida;</w:t>
           </w:r>
         </w:p>
       </w:sdtContent>
